--- a/database/sample_document_uploads/service_report_SR-2026-0001.docx
+++ b/database/sample_document_uploads/service_report_SR-2026-0001.docx
@@ -25,121 +25,172 @@
       </w:pPr>
       <w:r>
         <w:rPr/>
-        <w:t>Service Report No: SR-2026-0001</w:t>
-      </w:r>
-    </w:p>
-    <w:p>
-      <w:pPr>
-        <w:pStyle w:val="PreformattedText"/>
-        <w:bidi w:val="0"/>
-        <w:spacing w:before="0" w:after="0"/>
-        <w:jc w:val="start"/>
-        <w:rPr/>
-      </w:pPr>
-      <w:r>
-        <w:rPr/>
-      </w:r>
-    </w:p>
-    <w:p>
-      <w:pPr>
-        <w:pStyle w:val="PreformattedText"/>
-        <w:bidi w:val="0"/>
-        <w:spacing w:before="0" w:after="0"/>
-        <w:jc w:val="start"/>
-        <w:rPr/>
-      </w:pPr>
-      <w:r>
-        <w:rPr/>
-        <w:t>SAMPLE UPLOAD DOCUMENT — for testing file upload only, not a real record.</w:t>
-      </w:r>
-    </w:p>
-    <w:p>
-      <w:pPr>
-        <w:pStyle w:val="PreformattedText"/>
-        <w:bidi w:val="0"/>
-        <w:spacing w:before="0" w:after="0"/>
-        <w:jc w:val="start"/>
-        <w:rPr/>
-      </w:pPr>
-      <w:r>
-        <w:rPr/>
-      </w:r>
-    </w:p>
-    <w:p>
-      <w:pPr>
-        <w:pStyle w:val="PreformattedText"/>
-        <w:bidi w:val="0"/>
-        <w:spacing w:before="0" w:after="0"/>
-        <w:jc w:val="start"/>
-        <w:rPr/>
-      </w:pPr>
-      <w:r>
-        <w:rPr/>
-        <w:t>Technician: Sample Technician (Test Upload)</w:t>
-      </w:r>
-    </w:p>
-    <w:p>
-      <w:pPr>
-        <w:pStyle w:val="PreformattedText"/>
-        <w:bidi w:val="0"/>
-        <w:spacing w:before="0" w:after="0"/>
-        <w:jc w:val="start"/>
-        <w:rPr/>
-      </w:pPr>
-      <w:r>
-        <w:rPr/>
-        <w:t>Date of service: Sample Date</w:t>
-      </w:r>
-    </w:p>
-    <w:p>
-      <w:pPr>
-        <w:pStyle w:val="PreformattedText"/>
-        <w:bidi w:val="0"/>
-        <w:spacing w:before="0" w:after="0"/>
-        <w:jc w:val="start"/>
-        <w:rPr/>
-      </w:pPr>
-      <w:r>
-        <w:rPr/>
-      </w:r>
-    </w:p>
-    <w:p>
-      <w:pPr>
-        <w:pStyle w:val="PreformattedText"/>
-        <w:bidi w:val="0"/>
-        <w:spacing w:before="0" w:after="0"/>
-        <w:jc w:val="start"/>
-        <w:rPr/>
-      </w:pPr>
-      <w:r>
-        <w:rPr/>
-        <w:t>Findings: this placeholder document exists to verify that PDF, DOCX, DOC,</w:t>
-      </w:r>
-    </w:p>
-    <w:p>
-      <w:pPr>
-        <w:pStyle w:val="PreformattedText"/>
-        <w:bidi w:val="0"/>
-        <w:spacing w:before="0" w:after="0"/>
-        <w:jc w:val="start"/>
-        <w:rPr/>
-      </w:pPr>
-      <w:r>
-        <w:rPr/>
-        <w:t>TXT, PNG, JPG, and JPEG uploads are all processed correctly by the system</w:t>
-      </w:r>
-    </w:p>
-    <w:p>
-      <w:pPr>
-        <w:pStyle w:val="PreformattedText"/>
-        <w:bidi w:val="0"/>
-        <w:spacing w:before="0" w:after="0"/>
-        <w:jc w:val="start"/>
-        <w:rPr/>
-      </w:pPr>
-      <w:r>
-        <w:rPr/>
-        <w:t>for the Service Report category. No real service was performed.</w:t>
+      </w:r>
+    </w:p>
+    <w:p>
+      <w:pPr>
+        <w:pStyle w:val="PreformattedText"/>
+        <w:bidi w:val="0"/>
+        <w:spacing w:before="0" w:after="0"/>
+        <w:jc w:val="start"/>
+        <w:rPr/>
+      </w:pPr>
+      <w:r>
+        <w:rPr/>
+        <w:t>Technician assigned: Ferdinand Ilagan</w:t>
+      </w:r>
+    </w:p>
+    <w:p>
+      <w:pPr>
+        <w:pStyle w:val="PreformattedText"/>
+        <w:bidi w:val="0"/>
+        <w:spacing w:before="0" w:after="0"/>
+        <w:jc w:val="start"/>
+        <w:rPr/>
+      </w:pPr>
+      <w:r>
+        <w:rPr/>
+        <w:t>Date of service: June 24, 2026</w:t>
+      </w:r>
+    </w:p>
+    <w:p>
+      <w:pPr>
+        <w:pStyle w:val="PreformattedText"/>
+        <w:bidi w:val="0"/>
+        <w:spacing w:before="0" w:after="0"/>
+        <w:jc w:val="start"/>
+        <w:rPr/>
+      </w:pPr>
+      <w:r>
+        <w:rPr/>
+      </w:r>
+    </w:p>
+    <w:p>
+      <w:pPr>
+        <w:pStyle w:val="PreformattedText"/>
+        <w:bidi w:val="0"/>
+        <w:spacing w:before="0" w:after="0"/>
+        <w:jc w:val="start"/>
+        <w:rPr/>
+      </w:pPr>
+      <w:r>
+        <w:rPr/>
+        <w:t>This report covers the scheduled inspection and servicing of the standby</w:t>
+      </w:r>
+    </w:p>
+    <w:p>
+      <w:pPr>
+        <w:pStyle w:val="PreformattedText"/>
+        <w:bidi w:val="0"/>
+        <w:spacing w:before="0" w:after="0"/>
+        <w:jc w:val="start"/>
+        <w:rPr/>
+      </w:pPr>
+      <w:r>
+        <w:rPr/>
+        <w:t>fire pump in the basement utility room.</w:t>
+      </w:r>
+    </w:p>
+    <w:p>
+      <w:pPr>
+        <w:pStyle w:val="PreformattedText"/>
+        <w:bidi w:val="0"/>
+        <w:spacing w:before="0" w:after="0"/>
+        <w:jc w:val="start"/>
+        <w:rPr/>
+      </w:pPr>
+      <w:r>
+        <w:rPr/>
+      </w:r>
+    </w:p>
+    <w:p>
+      <w:pPr>
+        <w:pStyle w:val="PreformattedText"/>
+        <w:bidi w:val="0"/>
+        <w:spacing w:before="0" w:after="0"/>
+        <w:jc w:val="start"/>
+        <w:rPr/>
+      </w:pPr>
+      <w:r>
+        <w:rPr/>
+        <w:t>Findings: The pump started and ran successfully under test conditions,</w:t>
+      </w:r>
+    </w:p>
+    <w:p>
+      <w:pPr>
+        <w:pStyle w:val="PreformattedText"/>
+        <w:bidi w:val="0"/>
+        <w:spacing w:before="0" w:after="0"/>
+        <w:jc w:val="start"/>
+        <w:rPr/>
+      </w:pPr>
+      <w:r>
+        <w:rPr/>
+        <w:t>reaching rated pressure within the expected time window. The control panel</w:t>
+      </w:r>
+    </w:p>
+    <w:p>
+      <w:pPr>
+        <w:pStyle w:val="PreformattedText"/>
+        <w:bidi w:val="0"/>
+        <w:spacing w:before="0" w:after="0"/>
+        <w:jc w:val="start"/>
+        <w:rPr/>
+      </w:pPr>
+      <w:r>
+        <w:rPr/>
+        <w:t>battery was found near end of life and was replaced. All isolation valves</w:t>
+      </w:r>
+    </w:p>
+    <w:p>
+      <w:pPr>
+        <w:pStyle w:val="PreformattedText"/>
+        <w:bidi w:val="0"/>
+        <w:spacing w:before="0" w:after="0"/>
+        <w:jc w:val="start"/>
+        <w:rPr/>
+      </w:pPr>
+      <w:r>
+        <w:rPr/>
+        <w:t>were confirmed in their correct operating positions and re-tagged. No</w:t>
+      </w:r>
+    </w:p>
+    <w:p>
+      <w:pPr>
+        <w:pStyle w:val="PreformattedText"/>
+        <w:bidi w:val="0"/>
+        <w:spacing w:before="0" w:after="0"/>
+        <w:jc w:val="start"/>
+        <w:rPr/>
+      </w:pPr>
+      <w:r>
+        <w:rPr/>
+        <w:t>further issues were observed; next scheduled test is due in three months.</w:t>
+      </w:r>
+    </w:p>
+    <w:p>
+      <w:pPr>
+        <w:pStyle w:val="PreformattedText"/>
+        <w:bidi w:val="0"/>
+        <w:spacing w:before="0" w:after="0"/>
+        <w:jc w:val="start"/>
+        <w:rPr/>
+      </w:pPr>
+      <w:r>
+        <w:rPr/>
+      </w:r>
+    </w:p>
+    <w:p>
+      <w:pPr>
+        <w:pStyle w:val="PreformattedText"/>
+        <w:bidi w:val="0"/>
+        <w:spacing w:before="0" w:after="0"/>
+        <w:jc w:val="start"/>
+        <w:rPr/>
+      </w:pPr>
+      <w:r>
+        <w:rPr/>
+        <w:t>Approved By: _______________________________</w:t>
       </w:r>
     </w:p>
     <w:sectPr>
